--- a/labs/lab3/submission.docx
+++ b/labs/lab3/submission.docx
@@ -300,23 +300,25 @@
       </w:r>
     </w:p>
     <w:p>
-      <w:r>
-        <w:br w:type="page"/>
-      </w:r>
-    </w:p>
-    <w:bookmarkStart w:id="21" w:name="Xc9fe8ac80374a6440f65d11a2d25c924010e037"/>
-    <w:p>
-      <w:pPr>
-        <w:pStyle w:val="Heading2"/>
-      </w:pPr>
-      <w:r>
-        <w:t xml:space="preserve">Report on the Design and Characterization of a Non-Inverting Amplifier</w:t>
-      </w:r>
-    </w:p>
-    <w:p>
       <w:pPr>
         <w:pStyle w:val="FirstParagraph"/>
       </w:pPr>
+      <w:p>
+        <w:r>
+          <w:br w:type="page"/>
+        </w:r>
+      </w:p>
+      <w:r>
+        <w:t xml:space="preserve"> </w:t>
+      </w:r>
+      <w:r>
+        <w:t xml:space="preserve">## Report on the Design and Characterization of a Non-Inverting Amplifier</w:t>
+      </w:r>
+    </w:p>
+    <w:p>
+      <w:pPr>
+        <w:pStyle w:val="BodyText"/>
+      </w:pPr>
       <w:r>
         <w:t xml:space="preserve">Effort:</w:t>
       </w:r>
@@ -402,24 +404,25 @@
       </w:r>
     </w:p>
     <w:p>
-      <w:r>
-        <w:br w:type="page"/>
-      </w:r>
-    </w:p>
-    <w:bookmarkEnd w:id="21"/>
-    <w:bookmarkStart w:id="22" w:name="X74ef840cec7cde38a86a31b663d687c9153d459"/>
-    <w:p>
-      <w:pPr>
-        <w:pStyle w:val="Heading2"/>
-      </w:pPr>
-      <w:r>
-        <w:t xml:space="preserve">Report on the Design and Characterization of an Offset Amplifier</w:t>
-      </w:r>
-    </w:p>
-    <w:p>
       <w:pPr>
         <w:pStyle w:val="FirstParagraph"/>
       </w:pPr>
+      <w:p>
+        <w:r>
+          <w:br w:type="page"/>
+        </w:r>
+      </w:p>
+      <w:r>
+        <w:t xml:space="preserve"> </w:t>
+      </w:r>
+      <w:r>
+        <w:t xml:space="preserve">## Report on the Design and Characterization of an Offset Amplifier</w:t>
+      </w:r>
+    </w:p>
+    <w:p>
+      <w:pPr>
+        <w:pStyle w:val="BodyText"/>
+      </w:pPr>
       <w:r>
         <w:t xml:space="preserve">Effort:</w:t>
       </w:r>
@@ -517,24 +520,25 @@
       </w:r>
     </w:p>
     <w:p>
-      <w:r>
-        <w:br w:type="page"/>
-      </w:r>
-    </w:p>
-    <w:bookmarkEnd w:id="22"/>
-    <w:bookmarkStart w:id="23" w:name="Xbd217365a57f280457d7aeeccbea8de0c6b3b27"/>
-    <w:p>
-      <w:pPr>
-        <w:pStyle w:val="Heading2"/>
-      </w:pPr>
-      <w:r>
-        <w:t xml:space="preserve">Report on the Design and Characterization of a 555 Timer LED Driver</w:t>
-      </w:r>
-    </w:p>
-    <w:p>
       <w:pPr>
         <w:pStyle w:val="FirstParagraph"/>
       </w:pPr>
+      <w:p>
+        <w:r>
+          <w:br w:type="page"/>
+        </w:r>
+      </w:p>
+      <w:r>
+        <w:t xml:space="preserve"> </w:t>
+      </w:r>
+      <w:r>
+        <w:t xml:space="preserve">## Report on the Design and Characterization of a 555 Timer LED Driver</w:t>
+      </w:r>
+    </w:p>
+    <w:p>
+      <w:pPr>
+        <w:pStyle w:val="BodyText"/>
+      </w:pPr>
       <w:r>
         <w:t xml:space="preserve">Effort:</w:t>
       </w:r>
@@ -632,24 +636,25 @@
       </w:r>
     </w:p>
     <w:p>
-      <w:r>
-        <w:br w:type="page"/>
-      </w:r>
-    </w:p>
-    <w:bookmarkEnd w:id="23"/>
-    <w:bookmarkStart w:id="24" w:name="X6396a56bd674956278df99da141aa6a56c5a4b1"/>
-    <w:p>
-      <w:pPr>
-        <w:pStyle w:val="Heading2"/>
-      </w:pPr>
-      <w:r>
-        <w:t xml:space="preserve">Report on the Design and Characterization of a Transimpedance Amplifier</w:t>
-      </w:r>
-    </w:p>
-    <w:p>
       <w:pPr>
         <w:pStyle w:val="FirstParagraph"/>
       </w:pPr>
+      <w:p>
+        <w:r>
+          <w:br w:type="page"/>
+        </w:r>
+      </w:p>
+      <w:r>
+        <w:t xml:space="preserve"> </w:t>
+      </w:r>
+      <w:r>
+        <w:t xml:space="preserve">## Report on the Design and Characterization of a Transimpedance Amplifier</w:t>
+      </w:r>
+    </w:p>
+    <w:p>
+      <w:pPr>
+        <w:pStyle w:val="BodyText"/>
+      </w:pPr>
       <w:r>
         <w:t xml:space="preserve">Effort:</w:t>
       </w:r>
@@ -711,23 +716,24 @@
       </w:r>
     </w:p>
     <w:p>
-      <w:r>
-        <w:br w:type="page"/>
-      </w:r>
-    </w:p>
-    <w:bookmarkEnd w:id="24"/>
-    <w:bookmarkStart w:id="25" w:name="X0c2debb935994d479e72089703e02bfe53f088a"/>
-    <w:p>
-      <w:pPr>
-        <w:pStyle w:val="Heading2"/>
-      </w:pPr>
-      <w:r>
-        <w:t xml:space="preserve">Report on the Design and Characterization of a Turbidity Meter</w:t>
-      </w:r>
-    </w:p>
-    <w:p>
       <w:pPr>
         <w:pStyle w:val="FirstParagraph"/>
+      </w:pPr>
+      <w:p>
+        <w:r>
+          <w:br w:type="page"/>
+        </w:r>
+      </w:p>
+      <w:r>
+        <w:t xml:space="preserve"> </w:t>
+      </w:r>
+      <w:r>
+        <w:t xml:space="preserve">## Report on the Design and Characterization of a Turbidity Meter</w:t>
+      </w:r>
+    </w:p>
+    <w:p>
+      <w:pPr>
+        <w:pStyle w:val="BodyText"/>
       </w:pPr>
       <w:r>
         <w:t xml:space="preserve">Effort:</w:t>
@@ -849,8 +855,11 @@
         <w:t xml:space="preserve">2-3 sentences explaining why we use a switching LED, why we measure peak-peak Voltages in the transimpedance outputs, and why those decisions are related to ambient light.</w:t>
       </w:r>
     </w:p>
-    <w:bookmarkEnd w:id="25"/>
-    <w:sectPr/>
+    <w:sectPr>
+      <w:footnotePr>
+        <w:numRestart w:val="eachSect"/>
+      </w:footnotePr>
+    </w:sectPr>
   </w:body>
 </w:document>
 </file>
@@ -1348,8 +1357,6 @@
     </w:pPr>
     <w:rPr>
       <w:rFonts w:asciiTheme="majorHAnsi" w:cstheme="majorBidi" w:eastAsiaTheme="majorEastAsia" w:hAnsiTheme="majorHAnsi"/>
-      <w:spacing w:val="-10"/>
-      <w:kern w:val="28"/>
       <w:sz w:val="56"/>
       <w:szCs w:val="56"/>
     </w:rPr>
@@ -1362,8 +1369,6 @@
     <w:rsid w:val="00A10FD9"/>
     <w:rPr>
       <w:rFonts w:asciiTheme="majorHAnsi" w:cstheme="majorBidi" w:eastAsiaTheme="majorEastAsia" w:hAnsiTheme="majorHAnsi"/>
-      <w:spacing w:val="-10"/>
-      <w:kern w:val="28"/>
       <w:sz w:val="56"/>
       <w:szCs w:val="56"/>
     </w:rPr>
@@ -1404,23 +1409,31 @@
   </w:style>
   <w:style w:customStyle="1" w:styleId="Author" w:type="paragraph">
     <w:name w:val="Author"/>
+    <w:basedOn w:val="Title"/>
     <w:next w:val="BodyText"/>
     <w:qFormat/>
     <w:pPr>
       <w:keepNext/>
       <w:keepLines/>
-      <w:jc w:val="center"/>
     </w:pPr>
+    <w:rPr>
+      <w:sz w:val="24"/>
+      <w:szCs w:val="24"/>
+    </w:rPr>
   </w:style>
   <w:style w:styleId="Date" w:type="paragraph">
     <w:name w:val="Date"/>
+    <w:basedOn w:val="Title"/>
     <w:next w:val="BodyText"/>
     <w:qFormat/>
     <w:pPr>
       <w:keepNext/>
       <w:keepLines/>
-      <w:jc w:val="center"/>
     </w:pPr>
+    <w:rPr>
+      <w:sz w:val="24"/>
+      <w:szCs w:val="24"/>
+    </w:rPr>
   </w:style>
   <w:style w:customStyle="1" w:styleId="AbstractTitle" w:type="paragraph">
     <w:name w:val="Abstract Title"/>

--- a/labs/lab3/submission.docx
+++ b/labs/lab3/submission.docx
@@ -300,25 +300,23 @@
       </w:r>
     </w:p>
     <w:p>
+      <w:r>
+        <w:br w:type="page"/>
+      </w:r>
+    </w:p>
+    <w:bookmarkStart w:id="21" w:name="Xc9fe8ac80374a6440f65d11a2d25c924010e037"/>
+    <w:p>
+      <w:pPr>
+        <w:pStyle w:val="Heading2"/>
+      </w:pPr>
+      <w:r>
+        <w:t xml:space="preserve">Report on the Design and Characterization of a Non-Inverting Amplifier</w:t>
+      </w:r>
+    </w:p>
+    <w:p>
       <w:pPr>
         <w:pStyle w:val="FirstParagraph"/>
       </w:pPr>
-      <w:p>
-        <w:r>
-          <w:br w:type="page"/>
-        </w:r>
-      </w:p>
-      <w:r>
-        <w:t xml:space="preserve"> </w:t>
-      </w:r>
-      <w:r>
-        <w:t xml:space="preserve">## Report on the Design and Characterization of a Non-Inverting Amplifier</w:t>
-      </w:r>
-    </w:p>
-    <w:p>
-      <w:pPr>
-        <w:pStyle w:val="BodyText"/>
-      </w:pPr>
       <w:r>
         <w:t xml:space="preserve">Effort:</w:t>
       </w:r>
@@ -404,25 +402,24 @@
       </w:r>
     </w:p>
     <w:p>
+      <w:r>
+        <w:br w:type="page"/>
+      </w:r>
+    </w:p>
+    <w:bookmarkEnd w:id="21"/>
+    <w:bookmarkStart w:id="22" w:name="X74ef840cec7cde38a86a31b663d687c9153d459"/>
+    <w:p>
+      <w:pPr>
+        <w:pStyle w:val="Heading2"/>
+      </w:pPr>
+      <w:r>
+        <w:t xml:space="preserve">Report on the Design and Characterization of an Offset Amplifier</w:t>
+      </w:r>
+    </w:p>
+    <w:p>
       <w:pPr>
         <w:pStyle w:val="FirstParagraph"/>
       </w:pPr>
-      <w:p>
-        <w:r>
-          <w:br w:type="page"/>
-        </w:r>
-      </w:p>
-      <w:r>
-        <w:t xml:space="preserve"> </w:t>
-      </w:r>
-      <w:r>
-        <w:t xml:space="preserve">## Report on the Design and Characterization of an Offset Amplifier</w:t>
-      </w:r>
-    </w:p>
-    <w:p>
-      <w:pPr>
-        <w:pStyle w:val="BodyText"/>
-      </w:pPr>
       <w:r>
         <w:t xml:space="preserve">Effort:</w:t>
       </w:r>
@@ -520,25 +517,24 @@
       </w:r>
     </w:p>
     <w:p>
+      <w:r>
+        <w:br w:type="page"/>
+      </w:r>
+    </w:p>
+    <w:bookmarkEnd w:id="22"/>
+    <w:bookmarkStart w:id="23" w:name="Xbd217365a57f280457d7aeeccbea8de0c6b3b27"/>
+    <w:p>
+      <w:pPr>
+        <w:pStyle w:val="Heading2"/>
+      </w:pPr>
+      <w:r>
+        <w:t xml:space="preserve">Report on the Design and Characterization of a 555 Timer LED Driver</w:t>
+      </w:r>
+    </w:p>
+    <w:p>
       <w:pPr>
         <w:pStyle w:val="FirstParagraph"/>
       </w:pPr>
-      <w:p>
-        <w:r>
-          <w:br w:type="page"/>
-        </w:r>
-      </w:p>
-      <w:r>
-        <w:t xml:space="preserve"> </w:t>
-      </w:r>
-      <w:r>
-        <w:t xml:space="preserve">## Report on the Design and Characterization of a 555 Timer LED Driver</w:t>
-      </w:r>
-    </w:p>
-    <w:p>
-      <w:pPr>
-        <w:pStyle w:val="BodyText"/>
-      </w:pPr>
       <w:r>
         <w:t xml:space="preserve">Effort:</w:t>
       </w:r>
@@ -636,25 +632,24 @@
       </w:r>
     </w:p>
     <w:p>
+      <w:r>
+        <w:br w:type="page"/>
+      </w:r>
+    </w:p>
+    <w:bookmarkEnd w:id="23"/>
+    <w:bookmarkStart w:id="24" w:name="X6396a56bd674956278df99da141aa6a56c5a4b1"/>
+    <w:p>
+      <w:pPr>
+        <w:pStyle w:val="Heading2"/>
+      </w:pPr>
+      <w:r>
+        <w:t xml:space="preserve">Report on the Design and Characterization of a Transimpedance Amplifier</w:t>
+      </w:r>
+    </w:p>
+    <w:p>
       <w:pPr>
         <w:pStyle w:val="FirstParagraph"/>
       </w:pPr>
-      <w:p>
-        <w:r>
-          <w:br w:type="page"/>
-        </w:r>
-      </w:p>
-      <w:r>
-        <w:t xml:space="preserve"> </w:t>
-      </w:r>
-      <w:r>
-        <w:t xml:space="preserve">## Report on the Design and Characterization of a Transimpedance Amplifier</w:t>
-      </w:r>
-    </w:p>
-    <w:p>
-      <w:pPr>
-        <w:pStyle w:val="BodyText"/>
-      </w:pPr>
       <w:r>
         <w:t xml:space="preserve">Effort:</w:t>
       </w:r>
@@ -716,24 +711,23 @@
       </w:r>
     </w:p>
     <w:p>
+      <w:r>
+        <w:br w:type="page"/>
+      </w:r>
+    </w:p>
+    <w:bookmarkEnd w:id="24"/>
+    <w:bookmarkStart w:id="25" w:name="X0c2debb935994d479e72089703e02bfe53f088a"/>
+    <w:p>
+      <w:pPr>
+        <w:pStyle w:val="Heading2"/>
+      </w:pPr>
+      <w:r>
+        <w:t xml:space="preserve">Report on the Design and Characterization of a Turbidity Meter</w:t>
+      </w:r>
+    </w:p>
+    <w:p>
       <w:pPr>
         <w:pStyle w:val="FirstParagraph"/>
-      </w:pPr>
-      <w:p>
-        <w:r>
-          <w:br w:type="page"/>
-        </w:r>
-      </w:p>
-      <w:r>
-        <w:t xml:space="preserve"> </w:t>
-      </w:r>
-      <w:r>
-        <w:t xml:space="preserve">## Report on the Design and Characterization of a Turbidity Meter</w:t>
-      </w:r>
-    </w:p>
-    <w:p>
-      <w:pPr>
-        <w:pStyle w:val="BodyText"/>
       </w:pPr>
       <w:r>
         <w:t xml:space="preserve">Effort:</w:t>
@@ -855,6 +849,7 @@
         <w:t xml:space="preserve">2-3 sentences explaining why we use a switching LED, why we measure peak-peak Voltages in the transimpedance outputs, and why those decisions are related to ambient light.</w:t>
       </w:r>
     </w:p>
+    <w:bookmarkEnd w:id="25"/>
     <w:sectPr>
       <w:footnotePr>
         <w:numRestart w:val="eachSect"/>

--- a/labs/lab3/submission.docx
+++ b/labs/lab3/submission.docx
@@ -759,6 +759,18 @@
     </w:p>
     <w:p>
       <w:pPr>
+        <w:pStyle w:val="Compact"/>
+        <w:numPr>
+          <w:ilvl w:val="0"/>
+          <w:numId w:val="1045"/>
+        </w:numPr>
+      </w:pPr>
+      <w:r>
+        <w:t xml:space="preserve">Provides a screenshot of your code or spreadsheet to plot transmission vs turbidity measures, the line of best fit, and the functional and observational bounds.</w:t>
+      </w:r>
+    </w:p>
+    <w:p>
+      <w:pPr>
         <w:pStyle w:val="FirstParagraph"/>
       </w:pPr>
       <w:r>
@@ -770,7 +782,7 @@
         <w:pStyle w:val="Compact"/>
         <w:numPr>
           <w:ilvl w:val="0"/>
-          <w:numId w:val="1045"/>
+          <w:numId w:val="1046"/>
         </w:numPr>
       </w:pPr>
       <w:r>
@@ -782,7 +794,7 @@
         <w:pStyle w:val="Compact"/>
         <w:numPr>
           <w:ilvl w:val="1"/>
-          <w:numId w:val="1046"/>
+          <w:numId w:val="1047"/>
         </w:numPr>
       </w:pPr>
       <w:r>
@@ -794,7 +806,7 @@
         <w:pStyle w:val="Compact"/>
         <w:numPr>
           <w:ilvl w:val="1"/>
-          <w:numId w:val="1046"/>
+          <w:numId w:val="1047"/>
         </w:numPr>
       </w:pPr>
       <w:r>
@@ -806,7 +818,7 @@
         <w:pStyle w:val="Compact"/>
         <w:numPr>
           <w:ilvl w:val="1"/>
-          <w:numId w:val="1046"/>
+          <w:numId w:val="1047"/>
         </w:numPr>
       </w:pPr>
       <w:r>
@@ -818,22 +830,171 @@
         <w:pStyle w:val="Compact"/>
         <w:numPr>
           <w:ilvl w:val="0"/>
-          <w:numId w:val="1047"/>
-        </w:numPr>
-      </w:pPr>
-      <w:r>
-        <w:t xml:space="preserve">Plot of Vpp,90/Vpp,Transmission vs. Turbidity values annotated with uncertainty measures.</w:t>
-      </w:r>
-    </w:p>
-    <w:p>
-      <w:pPr>
-        <w:pStyle w:val="Compact"/>
-        <w:numPr>
-          <w:ilvl w:val="0"/>
           <w:numId w:val="1048"/>
         </w:numPr>
       </w:pPr>
       <w:r>
+        <w:t xml:space="preserve">Plots a ratio of</w:t>
+      </w:r>
+      <w:r>
+        <w:t xml:space="preserve"> </w:t>
+      </w:r>
+      <m:oMath>
+        <m:sSub>
+          <m:e>
+            <m:r>
+              <m:t>V</m:t>
+            </m:r>
+          </m:e>
+          <m:sub>
+            <m:r>
+              <m:rPr>
+                <m:sty m:val="p"/>
+              </m:rPr>
+              <m:t>p</m:t>
+            </m:r>
+            <m:r>
+              <m:rPr>
+                <m:sty m:val="p"/>
+              </m:rPr>
+              <m:t>p</m:t>
+            </m:r>
+            <m:r>
+              <m:rPr>
+                <m:sty m:val="p"/>
+              </m:rPr>
+              <m:t>,</m:t>
+            </m:r>
+            <m:r>
+              <m:rPr>
+                <m:sty m:val="p"/>
+              </m:rPr>
+              <m:t>90</m:t>
+            </m:r>
+          </m:sub>
+        </m:sSub>
+        <m:r>
+          <m:rPr>
+            <m:sty m:val="p"/>
+          </m:rPr>
+          <m:t>/</m:t>
+        </m:r>
+        <m:sSub>
+          <m:e>
+            <m:r>
+              <m:t>V</m:t>
+            </m:r>
+          </m:e>
+          <m:sub>
+            <m:r>
+              <m:rPr>
+                <m:sty m:val="p"/>
+              </m:rPr>
+              <m:t>p</m:t>
+            </m:r>
+            <m:r>
+              <m:rPr>
+                <m:sty m:val="p"/>
+              </m:rPr>
+              <m:t>p</m:t>
+            </m:r>
+            <m:r>
+              <m:rPr>
+                <m:sty m:val="p"/>
+              </m:rPr>
+              <m:t>,</m:t>
+            </m:r>
+            <m:r>
+              <m:rPr>
+                <m:sty m:val="p"/>
+              </m:rPr>
+              <m:t>t</m:t>
+            </m:r>
+            <m:r>
+              <m:rPr>
+                <m:sty m:val="p"/>
+              </m:rPr>
+              <m:t>r</m:t>
+            </m:r>
+            <m:r>
+              <m:rPr>
+                <m:sty m:val="p"/>
+              </m:rPr>
+              <m:t>a</m:t>
+            </m:r>
+            <m:r>
+              <m:rPr>
+                <m:sty m:val="p"/>
+              </m:rPr>
+              <m:t>n</m:t>
+            </m:r>
+            <m:r>
+              <m:rPr>
+                <m:sty m:val="p"/>
+              </m:rPr>
+              <m:t>s</m:t>
+            </m:r>
+            <m:r>
+              <m:rPr>
+                <m:sty m:val="p"/>
+              </m:rPr>
+              <m:t>m</m:t>
+            </m:r>
+            <m:r>
+              <m:rPr>
+                <m:sty m:val="p"/>
+              </m:rPr>
+              <m:t>i</m:t>
+            </m:r>
+            <m:r>
+              <m:rPr>
+                <m:sty m:val="p"/>
+              </m:rPr>
+              <m:t>s</m:t>
+            </m:r>
+            <m:r>
+              <m:rPr>
+                <m:sty m:val="p"/>
+              </m:rPr>
+              <m:t>s</m:t>
+            </m:r>
+            <m:r>
+              <m:rPr>
+                <m:sty m:val="p"/>
+              </m:rPr>
+              <m:t>i</m:t>
+            </m:r>
+            <m:r>
+              <m:rPr>
+                <m:sty m:val="p"/>
+              </m:rPr>
+              <m:t>o</m:t>
+            </m:r>
+            <m:r>
+              <m:rPr>
+                <m:sty m:val="p"/>
+              </m:rPr>
+              <m:t>n</m:t>
+            </m:r>
+          </m:sub>
+        </m:sSub>
+      </m:oMath>
+      <w:r>
+        <w:t xml:space="preserve"> </w:t>
+      </w:r>
+      <w:r>
+        <w:t xml:space="preserve">vs. Turbidity values with the line of best fit and functional and observational bounds.</w:t>
+      </w:r>
+    </w:p>
+    <w:p>
+      <w:pPr>
+        <w:pStyle w:val="Compact"/>
+        <w:numPr>
+          <w:ilvl w:val="0"/>
+          <w:numId w:val="1049"/>
+        </w:numPr>
+      </w:pPr>
+      <w:r>
         <w:t xml:space="preserve">Plotted turbidity data shows a linear relationship so measured Voltages can be used to predict turbidity.</w:t>
       </w:r>
     </w:p>
@@ -842,7 +1003,7 @@
         <w:pStyle w:val="Compact"/>
         <w:numPr>
           <w:ilvl w:val="0"/>
-          <w:numId w:val="1049"/>
+          <w:numId w:val="1050"/>
         </w:numPr>
       </w:pPr>
       <w:r>
@@ -1278,15 +1439,18 @@
     <w:abstractNumId w:val="992"/>
   </w:num>
   <w:num w:numId="1046">
+    <w:abstractNumId w:val="992"/>
+  </w:num>
+  <w:num w:numId="1047">
     <w:abstractNumId w:val="991"/>
   </w:num>
-  <w:num w:numId="1047">
-    <w:abstractNumId w:val="992"/>
-  </w:num>
   <w:num w:numId="1048">
     <w:abstractNumId w:val="992"/>
   </w:num>
   <w:num w:numId="1049">
+    <w:abstractNumId w:val="992"/>
+  </w:num>
+  <w:num w:numId="1050">
     <w:abstractNumId w:val="992"/>
   </w:num>
 </w:numbering>

--- a/labs/lab3/submission.docx
+++ b/labs/lab3/submission.docx
@@ -184,7 +184,7 @@
       <w:r>
         <w:t xml:space="preserve"> </w:t>
       </w:r>
-      <w:hyperlink r:id="rId20">
+      <w:hyperlink r:id="rId9">
         <w:r>
           <w:rPr>
             <w:rStyle w:val="Hyperlink"/>
@@ -304,7 +304,7 @@
         <w:br w:type="page"/>
       </w:r>
     </w:p>
-    <w:bookmarkStart w:id="21" w:name="Xc9fe8ac80374a6440f65d11a2d25c924010e037"/>
+    <w:bookmarkStart w:id="10" w:name="Xc9fe8ac80374a6440f65d11a2d25c924010e037"/>
     <w:p>
       <w:pPr>
         <w:pStyle w:val="Heading2"/>
@@ -406,8 +406,8 @@
         <w:br w:type="page"/>
       </w:r>
     </w:p>
-    <w:bookmarkEnd w:id="21"/>
-    <w:bookmarkStart w:id="22" w:name="X74ef840cec7cde38a86a31b663d687c9153d459"/>
+    <w:bookmarkEnd w:id="10"/>
+    <w:bookmarkStart w:id="11" w:name="X74ef840cec7cde38a86a31b663d687c9153d459"/>
     <w:p>
       <w:pPr>
         <w:pStyle w:val="Heading2"/>
@@ -521,8 +521,8 @@
         <w:br w:type="page"/>
       </w:r>
     </w:p>
-    <w:bookmarkEnd w:id="22"/>
-    <w:bookmarkStart w:id="23" w:name="Xbd217365a57f280457d7aeeccbea8de0c6b3b27"/>
+    <w:bookmarkEnd w:id="11"/>
+    <w:bookmarkStart w:id="12" w:name="Xbd217365a57f280457d7aeeccbea8de0c6b3b27"/>
     <w:p>
       <w:pPr>
         <w:pStyle w:val="Heading2"/>
@@ -636,8 +636,8 @@
         <w:br w:type="page"/>
       </w:r>
     </w:p>
-    <w:bookmarkEnd w:id="23"/>
-    <w:bookmarkStart w:id="24" w:name="X6396a56bd674956278df99da141aa6a56c5a4b1"/>
+    <w:bookmarkEnd w:id="12"/>
+    <w:bookmarkStart w:id="13" w:name="X6396a56bd674956278df99da141aa6a56c5a4b1"/>
     <w:p>
       <w:pPr>
         <w:pStyle w:val="Heading2"/>
@@ -715,8 +715,8 @@
         <w:br w:type="page"/>
       </w:r>
     </w:p>
-    <w:bookmarkEnd w:id="24"/>
-    <w:bookmarkStart w:id="25" w:name="X0c2debb935994d479e72089703e02bfe53f088a"/>
+    <w:bookmarkEnd w:id="13"/>
+    <w:bookmarkStart w:id="14" w:name="X0c2debb935994d479e72089703e02bfe53f088a"/>
     <w:p>
       <w:pPr>
         <w:pStyle w:val="Heading2"/>
@@ -1010,7 +1010,7 @@
         <w:t xml:space="preserve">2-3 sentences explaining why we use a switching LED, why we measure peak-peak Voltages in the transimpedance outputs, and why those decisions are related to ambient light.</w:t>
       </w:r>
     </w:p>
-    <w:bookmarkEnd w:id="25"/>
+    <w:bookmarkEnd w:id="14"/>
     <w:sectPr>
       <w:footnotePr>
         <w:numRestart w:val="eachSect"/>
@@ -1461,10 +1461,10 @@
   <w:docDefaults>
     <w:rPrDefault>
       <w:rPr>
-        <w:rFonts w:asciiTheme="minorHAnsi" w:cstheme="minorBidi" w:eastAsiaTheme="minorHAnsi" w:hAnsiTheme="minorHAnsi"/>
+        <w:rFonts w:asciiTheme="minorHAnsi" w:cstheme="minorBidi" w:eastAsiaTheme="minorEastAsia" w:hAnsiTheme="minorHAnsi"/>
         <w:sz w:val="24"/>
         <w:szCs w:val="24"/>
-        <w:lang w:bidi="ar-SA" w:eastAsia="en-US" w:val="en-US"/>
+        <w:lang w:bidi="ar-SA" w:eastAsia="zh-CN" w:val="en-US"/>
       </w:rPr>
     </w:rPrDefault>
     <w:pPrDefault>
@@ -2005,13 +2005,6 @@
       </w:tblCellMar>
     </w:tblPr>
     <w:tblStylePr w:type="firstRow">
-      <w:tblPr>
-        <w:jc w:val="left"/>
-        <w:tblInd w:type="dxa" w:w="0"/>
-      </w:tblPr>
-      <w:trPr>
-        <w:jc w:val="left"/>
-      </w:trPr>
       <w:tcPr>
         <w:tcBorders>
           <w:bottom w:val="single"/>
